--- a/zht/docx/055.content.docx
+++ b/zht/docx/055.content.docx
@@ -367,18 +367,12 @@
           <w:lang w:val="zh_TW" w:bidi="zh_TW"/>
         </w:rPr>
       </w:r>
-      <w:hyperlink r:id="rId13">
-        <w:r>
-          <w:rPr>
-            <w:lang w:val="zh_TW" w:bidi="zh_TW"/>
-          </w:rPr>
-          <w:rPr>
-            <w:color w:val="0000EE"/>
-            <w:u w:val="single"/>
-          </w:rPr>
-          <w:t>歷代志上11:4–6</w:t>
-        </w:r>
-      </w:hyperlink>
+      <w:r>
+        <w:rPr>
+          <w:lang w:val="zh_TW" w:bidi="zh_TW"/>
+        </w:rPr>
+        <w:t>歷代志上11:4–6</w:t>
+      </w:r>
     </w:p>
     <w:p>
       <w:pPr>
@@ -391,18 +385,12 @@
           <w:lang w:val="zh_TW" w:bidi="zh_TW"/>
         </w:rPr>
       </w:r>
-      <w:hyperlink r:id="rId14">
-        <w:r>
-          <w:rPr>
-            <w:lang w:val="zh_TW" w:bidi="zh_TW"/>
-          </w:rPr>
-          <w:rPr>
-            <w:color w:val="0000EE"/>
-            <w:u w:val="single"/>
-          </w:rPr>
-          <w:t>歷代志下11:11–12</w:t>
-        </w:r>
-      </w:hyperlink>
+      <w:r>
+        <w:rPr>
+          <w:lang w:val="zh_TW" w:bidi="zh_TW"/>
+        </w:rPr>
+        <w:t>歷代志下11:11–12</w:t>
+      </w:r>
     </w:p>
     <w:p>
       <w:pPr>
@@ -415,18 +403,12 @@
           <w:lang w:val="zh_TW" w:bidi="zh_TW"/>
         </w:rPr>
       </w:r>
-      <w:hyperlink r:id="rId15">
-        <w:r>
-          <w:rPr>
-            <w:lang w:val="zh_TW" w:bidi="zh_TW"/>
-          </w:rPr>
-          <w:rPr>
-            <w:color w:val="0000EE"/>
-            <w:u w:val="single"/>
-          </w:rPr>
-          <w:t>但以理書2:14</w:t>
-        </w:r>
-      </w:hyperlink>
+      <w:r>
+        <w:rPr>
+          <w:lang w:val="zh_TW" w:bidi="zh_TW"/>
+        </w:rPr>
+        <w:t>但以理書2:14</w:t>
+      </w:r>
     </w:p>
     <w:p>
       <w:pPr>
@@ -439,18 +421,12 @@
           <w:lang w:val="zh_TW" w:bidi="zh_TW"/>
         </w:rPr>
       </w:r>
-      <w:hyperlink r:id="rId16">
-        <w:r>
-          <w:rPr>
-            <w:lang w:val="zh_TW" w:bidi="zh_TW"/>
-          </w:rPr>
-          <w:rPr>
-            <w:color w:val="0000EE"/>
-            <w:u w:val="single"/>
-          </w:rPr>
-          <w:t>馬可福音6:21–22</w:t>
-        </w:r>
-      </w:hyperlink>
+      <w:r>
+        <w:rPr>
+          <w:lang w:val="zh_TW" w:bidi="zh_TW"/>
+        </w:rPr>
+        <w:t>馬可福音6:21–22</w:t>
+      </w:r>
     </w:p>
     <w:p>
       <w:pPr>
@@ -463,18 +439,12 @@
           <w:lang w:val="zh_TW" w:bidi="zh_TW"/>
         </w:rPr>
       </w:r>
-      <w:hyperlink r:id="rId17">
-        <w:r>
-          <w:rPr>
-            <w:lang w:val="zh_TW" w:bidi="zh_TW"/>
-          </w:rPr>
-          <w:rPr>
-            <w:color w:val="0000EE"/>
-            <w:u w:val="single"/>
-          </w:rPr>
-          <w:t>箴言6:7</w:t>
-        </w:r>
-      </w:hyperlink>
+      <w:r>
+        <w:rPr>
+          <w:lang w:val="zh_TW" w:bidi="zh_TW"/>
+        </w:rPr>
+        <w:t>箴言6:7</w:t>
+      </w:r>
     </w:p>
     <w:p>
       <w:pPr>
@@ -816,18 +786,12 @@
           <w:lang w:val="zh_TW" w:bidi="zh_TW"/>
         </w:rPr>
       </w:r>
-      <w:hyperlink r:id="rId18">
-        <w:r>
-          <w:rPr>
-            <w:lang w:val="zh_TW" w:bidi="zh_TW"/>
-          </w:rPr>
-          <w:rPr>
-            <w:color w:val="0000EE"/>
-            <w:u w:val="single"/>
-          </w:rPr>
-          <w:t>約翰福音19:3</w:t>
-        </w:r>
-      </w:hyperlink>
+      <w:r>
+        <w:rPr>
+          <w:lang w:val="zh_TW" w:bidi="zh_TW"/>
+        </w:rPr>
+        <w:t>約翰福音19:3</w:t>
+      </w:r>
     </w:p>
     <w:p>
       <w:pPr>
@@ -840,18 +804,12 @@
           <w:lang w:val="zh_TW" w:bidi="zh_TW"/>
         </w:rPr>
       </w:r>
-      <w:hyperlink r:id="rId19">
-        <w:r>
-          <w:rPr>
-            <w:lang w:val="zh_TW" w:bidi="zh_TW"/>
-          </w:rPr>
-          <w:rPr>
-            <w:color w:val="0000EE"/>
-            <w:u w:val="single"/>
-          </w:rPr>
-          <w:t>耶利米哀歌5:16</w:t>
-        </w:r>
-      </w:hyperlink>
+      <w:r>
+        <w:rPr>
+          <w:lang w:val="zh_TW" w:bidi="zh_TW"/>
+        </w:rPr>
+        <w:t>耶利米哀歌5:16</w:t>
+      </w:r>
     </w:p>
     <w:p>
       <w:pPr>
@@ -864,18 +822,12 @@
           <w:lang w:val="zh_TW" w:bidi="zh_TW"/>
         </w:rPr>
       </w:r>
-      <w:hyperlink r:id="rId20">
-        <w:r>
-          <w:rPr>
-            <w:lang w:val="zh_TW" w:bidi="zh_TW"/>
-          </w:rPr>
-          <w:rPr>
-            <w:color w:val="0000EE"/>
-            <w:u w:val="single"/>
-          </w:rPr>
-          <w:t>馬太福音27:29</w:t>
-        </w:r>
-      </w:hyperlink>
+      <w:r>
+        <w:rPr>
+          <w:lang w:val="zh_TW" w:bidi="zh_TW"/>
+        </w:rPr>
+        <w:t>馬太福音27:29</w:t>
+      </w:r>
     </w:p>
     <w:p>
       <w:pPr>
@@ -888,18 +840,12 @@
           <w:lang w:val="zh_TW" w:bidi="zh_TW"/>
         </w:rPr>
       </w:r>
-      <w:hyperlink r:id="rId21">
-        <w:r>
-          <w:rPr>
-            <w:lang w:val="zh_TW" w:bidi="zh_TW"/>
-          </w:rPr>
-          <w:rPr>
-            <w:color w:val="0000EE"/>
-            <w:u w:val="single"/>
-          </w:rPr>
-          <w:t>腓立比書4:1</w:t>
-        </w:r>
-      </w:hyperlink>
+      <w:r>
+        <w:rPr>
+          <w:lang w:val="zh_TW" w:bidi="zh_TW"/>
+        </w:rPr>
+        <w:t>腓立比書4:1</w:t>
+      </w:r>
     </w:p>
     <w:p>
       <w:pPr>
@@ -912,18 +858,12 @@
           <w:lang w:val="zh_TW" w:bidi="zh_TW"/>
         </w:rPr>
       </w:r>
-      <w:hyperlink r:id="rId22">
-        <w:r>
-          <w:rPr>
-            <w:lang w:val="zh_TW" w:bidi="zh_TW"/>
-          </w:rPr>
-          <w:rPr>
-            <w:color w:val="0000EE"/>
-            <w:u w:val="single"/>
-          </w:rPr>
-          <w:t>詩篇21:3</w:t>
-        </w:r>
-      </w:hyperlink>
+      <w:r>
+        <w:rPr>
+          <w:lang w:val="zh_TW" w:bidi="zh_TW"/>
+        </w:rPr>
+        <w:t>詩篇21:3</w:t>
+      </w:r>
     </w:p>
     <w:p>
       <w:pPr>
@@ -936,18 +876,12 @@
           <w:lang w:val="zh_TW" w:bidi="zh_TW"/>
         </w:rPr>
       </w:r>
-      <w:hyperlink r:id="rId23">
-        <w:r>
-          <w:rPr>
-            <w:lang w:val="zh_TW" w:bidi="zh_TW"/>
-          </w:rPr>
-          <w:rPr>
-            <w:color w:val="0000EE"/>
-            <w:u w:val="single"/>
-          </w:rPr>
-          <w:t>啟示錄3:11</w:t>
-        </w:r>
-      </w:hyperlink>
+      <w:r>
+        <w:rPr>
+          <w:lang w:val="zh_TW" w:bidi="zh_TW"/>
+        </w:rPr>
+        <w:t>啟示錄3:11</w:t>
+      </w:r>
     </w:p>
     <w:p>
       <w:pPr>
@@ -1167,18 +1101,12 @@
           <w:lang w:val="zh_TW" w:bidi="zh_TW"/>
         </w:rPr>
       </w:r>
-      <w:hyperlink r:id="rId24">
-        <w:r>
-          <w:rPr>
-            <w:lang w:val="zh_TW" w:bidi="zh_TW"/>
-          </w:rPr>
-          <w:rPr>
-            <w:color w:val="0000EE"/>
-            <w:u w:val="single"/>
-          </w:rPr>
-          <w:t>帖撒羅尼迦前書5:6</w:t>
-        </w:r>
-      </w:hyperlink>
+      <w:r>
+        <w:rPr>
+          <w:lang w:val="zh_TW" w:bidi="zh_TW"/>
+        </w:rPr>
+        <w:t>帖撒羅尼迦前書5:6</w:t>
+      </w:r>
     </w:p>
     <w:p>
       <w:pPr>
@@ -1191,18 +1119,12 @@
           <w:lang w:val="zh_TW" w:bidi="zh_TW"/>
         </w:rPr>
       </w:r>
-      <w:hyperlink r:id="rId25">
-        <w:r>
-          <w:rPr>
-            <w:lang w:val="zh_TW" w:bidi="zh_TW"/>
-          </w:rPr>
-          <w:rPr>
-            <w:color w:val="0000EE"/>
-            <w:u w:val="single"/>
-          </w:rPr>
-          <w:t>希伯來書13:17</w:t>
-        </w:r>
-      </w:hyperlink>
+      <w:r>
+        <w:rPr>
+          <w:lang w:val="zh_TW" w:bidi="zh_TW"/>
+        </w:rPr>
+        <w:t>希伯來書13:17</w:t>
+      </w:r>
     </w:p>
     <w:p>
       <w:pPr>
@@ -1215,18 +1137,12 @@
           <w:lang w:val="zh_TW" w:bidi="zh_TW"/>
         </w:rPr>
       </w:r>
-      <w:hyperlink r:id="rId26">
-        <w:r>
-          <w:rPr>
-            <w:lang w:val="zh_TW" w:bidi="zh_TW"/>
-          </w:rPr>
-          <w:rPr>
-            <w:color w:val="0000EE"/>
-            <w:u w:val="single"/>
-          </w:rPr>
-          <w:t>耶利米書31:4–6</w:t>
-        </w:r>
-      </w:hyperlink>
+      <w:r>
+        <w:rPr>
+          <w:lang w:val="zh_TW" w:bidi="zh_TW"/>
+        </w:rPr>
+        <w:t>耶利米書31:4–6</w:t>
+      </w:r>
     </w:p>
     <w:p>
       <w:pPr>
@@ -1239,18 +1155,12 @@
           <w:lang w:val="zh_TW" w:bidi="zh_TW"/>
         </w:rPr>
       </w:r>
-      <w:hyperlink r:id="rId27">
-        <w:r>
-          <w:rPr>
-            <w:lang w:val="zh_TW" w:bidi="zh_TW"/>
-          </w:rPr>
-          <w:rPr>
-            <w:color w:val="0000EE"/>
-            <w:u w:val="single"/>
-          </w:rPr>
-          <w:t>馬可福音8:15</w:t>
-        </w:r>
-      </w:hyperlink>
+      <w:r>
+        <w:rPr>
+          <w:lang w:val="zh_TW" w:bidi="zh_TW"/>
+        </w:rPr>
+        <w:t>馬可福音8:15</w:t>
+      </w:r>
     </w:p>
     <w:p>
       <w:pPr>
@@ -1263,18 +1173,12 @@
           <w:lang w:val="zh_TW" w:bidi="zh_TW"/>
         </w:rPr>
       </w:r>
-      <w:hyperlink r:id="rId28">
-        <w:r>
-          <w:rPr>
-            <w:lang w:val="zh_TW" w:bidi="zh_TW"/>
-          </w:rPr>
-          <w:rPr>
-            <w:color w:val="0000EE"/>
-            <w:u w:val="single"/>
-          </w:rPr>
-          <w:t>馬可福音13:33–34</w:t>
-        </w:r>
-      </w:hyperlink>
+      <w:r>
+        <w:rPr>
+          <w:lang w:val="zh_TW" w:bidi="zh_TW"/>
+        </w:rPr>
+        <w:t>馬可福音13:33–34</w:t>
+      </w:r>
     </w:p>
     <w:p>
       <w:pPr>
@@ -1287,18 +1191,12 @@
           <w:lang w:val="zh_TW" w:bidi="zh_TW"/>
         </w:rPr>
       </w:r>
-      <w:hyperlink r:id="rId29">
-        <w:r>
-          <w:rPr>
-            <w:lang w:val="zh_TW" w:bidi="zh_TW"/>
-          </w:rPr>
-          <w:rPr>
-            <w:color w:val="0000EE"/>
-            <w:u w:val="single"/>
-          </w:rPr>
-          <w:t>馬太福音25:10–13</w:t>
-        </w:r>
-      </w:hyperlink>
+      <w:r>
+        <w:rPr>
+          <w:lang w:val="zh_TW" w:bidi="zh_TW"/>
+        </w:rPr>
+        <w:t>馬太福音25:10–13</w:t>
+      </w:r>
     </w:p>
     <w:p>
       <w:pPr>

--- a/zht/docx/055.content.docx
+++ b/zht/docx/055.content.docx
@@ -306,19 +306,7 @@
         <w:rPr>
           <w:lang w:val="zh_TW" w:bidi="zh_TW"/>
         </w:rPr>
-        <w:t>（另見：</w:t>
-      </w:r>
-      <w:r>
-        <w:rPr>
-          <w:lang w:val="zh_TW" w:bidi="zh_TW"/>
-        </w:rPr>
-        <w:t>命令</w:t>
-      </w:r>
-      <w:r>
-        <w:rPr>
-          <w:lang w:val="zh_TW" w:bidi="zh_TW"/>
-        </w:rPr>
-        <w:t>，</w:t>
+        <w:t>（另見：命令，</w:t>
       </w:r>
       <w:r>
         <w:rPr>
